--- a/FresherAndroid/Slide/Kotlin Android for Automotive Slide/Tóm tắt.docx
+++ b/FresherAndroid/Slide/Kotlin Android for Automotive Slide/Tóm tắt.docx
@@ -3670,9 +3670,6 @@
         <w:pStyle w:val="ListParagraph"/>
         <w:ind w:left="1080"/>
       </w:pPr>
-      <w:r>
-        <w:t>kotlin</w:t>
-      </w:r>
     </w:p>
     <w:p>
       <w:pPr>
@@ -4784,27 +4781,6 @@
     <w:p/>
     <w:p/>
     <w:p>
-      <w:r>
-        <w:t>SCOPE function</w:t>
-      </w:r>
-      <w:r>
-        <w:t xml:space="preserve"> là </w:t>
-      </w:r>
-      <w:r>
-        <w:t>:</w:t>
-      </w:r>
-      <w:r>
-        <w:rPr>
-          <w:rFonts w:ascii="Courier New" w:eastAsia="Times New Roman" w:hAnsi="Courier New" w:cs="Courier New"/>
-          <w:color w:val="333333"/>
-          <w:kern w:val="0"/>
-          <w:sz w:val="17"/>
-          <w:szCs w:val="17"/>
-          <w:bdr w:val="single" w:sz="2" w:space="0" w:color="auto" w:frame="1"/>
-          <w14:ligatures w14:val="none"/>
-        </w:rPr>
-        <w:t xml:space="preserve"> </w:t>
-      </w:r>
       <w:r>
         <w:t>Scope function = bọc object trong { } để:</w:t>
       </w:r>
@@ -6365,11 +6341,6 @@
     </w:p>
     <w:p>
       <w:r>
-        <w:t>kotlin</w:t>
-      </w:r>
-    </w:p>
-    <w:p>
-      <w:r>
         <w:t>@Deprecated("Dùng newFunc() thay thế")</w:t>
       </w:r>
     </w:p>
@@ -6380,12 +6351,12 @@
     </w:p>
     <w:p>
       <w:r>
+        <w:t>@Override   // (từ Java)</w:t>
+      </w:r>
+    </w:p>
+    <w:p>
+      <w:r>
         <w:lastRenderedPageBreak/>
-        <w:t>@Override   // (từ Java)</w:t>
-      </w:r>
-    </w:p>
-    <w:p>
-      <w:r>
         <w:t>fun toString() = "Hello"</w:t>
       </w:r>
     </w:p>
@@ -6457,11 +6428,6 @@
     </w:p>
     <w:p>
       <w:r>
-        <w:t>kotlin</w:t>
-      </w:r>
-    </w:p>
-    <w:p>
-      <w:r>
         <w:t>val kClass = String::class</w:t>
       </w:r>
     </w:p>
@@ -6644,8 +6610,28 @@
     </w:p>
     <w:p>
       <w:r>
+        <w:t xml:space="preserve">    age = 33</w:t>
+      </w:r>
+    </w:p>
+    <w:p>
+      <w:r>
+        <w:t xml:space="preserve">    child {</w:t>
+      </w:r>
+    </w:p>
+    <w:p>
+      <w:r>
         <w:lastRenderedPageBreak/>
-        <w:t xml:space="preserve">    age = 33</w:t>
+        <w:t xml:space="preserve">        name = "Gugu"</w:t>
+      </w:r>
+    </w:p>
+    <w:p>
+      <w:r>
+        <w:t xml:space="preserve">        age = 2</w:t>
+      </w:r>
+    </w:p>
+    <w:p>
+      <w:r>
+        <w:t xml:space="preserve">    }</w:t>
       </w:r>
     </w:p>
     <w:p>
@@ -6655,12 +6641,12 @@
     </w:p>
     <w:p>
       <w:r>
-        <w:t xml:space="preserve">        name = "Gugu"</w:t>
-      </w:r>
-    </w:p>
-    <w:p>
-      <w:r>
-        <w:t xml:space="preserve">        age = 2</w:t>
+        <w:t xml:space="preserve">        name = "Gaga"</w:t>
+      </w:r>
+    </w:p>
+    <w:p>
+      <w:r>
+        <w:t xml:space="preserve">        age = 1</w:t>
       </w:r>
     </w:p>
     <w:p>
@@ -6670,26 +6656,6 @@
     </w:p>
     <w:p>
       <w:r>
-        <w:t xml:space="preserve">    child {</w:t>
-      </w:r>
-    </w:p>
-    <w:p>
-      <w:r>
-        <w:t xml:space="preserve">        name = "Gaga"</w:t>
-      </w:r>
-    </w:p>
-    <w:p>
-      <w:r>
-        <w:t xml:space="preserve">        age = 1</w:t>
-      </w:r>
-    </w:p>
-    <w:p>
-      <w:r>
-        <w:t xml:space="preserve">    }</w:t>
-      </w:r>
-    </w:p>
-    <w:p>
-      <w:r>
         <w:t>}</w:t>
       </w:r>
     </w:p>
@@ -6801,17 +6767,17 @@
     </w:p>
     <w:p>
       <w:r>
+        <w:t xml:space="preserve"> </w:t>
+      </w:r>
+    </w:p>
+    <w:p>
+      <w:r>
+        <w:t>fun child(init: Person.() -&gt; Unit) {</w:t>
+      </w:r>
+    </w:p>
+    <w:p>
+      <w:r>
         <w:lastRenderedPageBreak/>
-        <w:t xml:space="preserve"> </w:t>
-      </w:r>
-    </w:p>
-    <w:p>
-      <w:r>
-        <w:t>fun child(init: Person.() -&gt; Unit) {</w:t>
-      </w:r>
-    </w:p>
-    <w:p>
-      <w:r>
         <w:t xml:space="preserve">    val c = Person()   // ① Tạo 1 Person con trống</w:t>
       </w:r>
     </w:p>
@@ -6895,11 +6861,6 @@
     </w:p>
     <w:p>
       <w:r>
-        <w:t>kotlin</w:t>
-      </w:r>
-    </w:p>
-    <w:p>
-      <w:r>
         <w:t>val d: dynamic = js("{ name: 'Long' }")</w:t>
       </w:r>
     </w:p>
@@ -6976,11 +6937,6 @@
     </w:p>
     <w:p>
       <w:r>
-        <w:t>kotlin</w:t>
-      </w:r>
-    </w:p>
-    <w:p>
-      <w:r>
         <w:t>// Java class: ArrayList</w:t>
       </w:r>
     </w:p>
@@ -7054,15 +7010,16 @@
         </w:rPr>
         <w:t>Gọi code Kotlin trong Java — cần lưu ý một số điều</w:t>
       </w:r>
-    </w:p>
-    <w:p>
-      <w:r>
-        <w:t>kotlin</w:t>
-      </w:r>
-    </w:p>
-    <w:p>
-      <w:r>
-        <w:lastRenderedPageBreak/>
+      <w:r>
+        <w:rPr>
+          <w:b/>
+          <w:bCs/>
+        </w:rPr>
+        <w:t xml:space="preserve"> </w:t>
+      </w:r>
+    </w:p>
+    <w:p>
+      <w:r>
         <w:t>// File: MyUtils.kt</w:t>
       </w:r>
     </w:p>
@@ -7079,11 +7036,6 @@
     <w:p>
       <w:r>
         <w:t>}</w:t>
-      </w:r>
-    </w:p>
-    <w:p>
-      <w:r>
-        <w:t>java</w:t>
       </w:r>
     </w:p>
     <w:p>
@@ -7097,6 +7049,7 @@
     </w:p>
     <w:p>
       <w:r>
+        <w:lastRenderedPageBreak/>
         <w:t>MyUtils.</w:t>
       </w:r>
       <w:r>
@@ -7243,63 +7196,66 @@
           <w:b/>
           <w:bCs/>
         </w:rPr>
+        <w:t>Giải thích:</w:t>
+      </w:r>
+      <w:r>
+        <w:t> Nếu một nhân viên (Thread) chỉ được phục vụ 1 bàn và phải đứng đợi bàn đó ăn xong, bạn sẽ cần rất nhiều nhân viên -&gt; tốn kém bộ nhớ. </w:t>
+      </w:r>
+      <w:r>
+        <w:rPr>
+          <w:b/>
+          <w:bCs/>
+        </w:rPr>
+        <w:t>Coroutine</w:t>
+      </w:r>
+      <w:r>
+        <w:t> giống như một kỹ năng giúp 1 nhân viên phục vụ được hàng ngàn bàn cùng lúc: Bàn này đang chờ nướng thịt thì nhân viên chạy qua rót nước cho bàn khác. -&gt; </w:t>
+      </w:r>
+      <w:r>
+        <w:rPr>
+          <w:b/>
+          <w:bCs/>
+        </w:rPr>
+        <w:t>Cực kỳ nhẹ và tiết kiệm</w:t>
+      </w:r>
+      <w:r>
+        <w:t>.</w:t>
+      </w:r>
+    </w:p>
+    <w:p>
+      <w:r>
+        <w:t>3. Coroutine Terminology (Các thuật ngữ cốt lõi)</w:t>
+      </w:r>
+    </w:p>
+    <w:p>
+      <w:pPr>
+        <w:numPr>
+          <w:ilvl w:val="0"/>
+          <w:numId w:val="10"/>
+        </w:numPr>
+      </w:pPr>
+      <w:r>
+        <w:rPr>
+          <w:rFonts w:ascii="Segoe UI Emoji" w:hAnsi="Segoe UI Emoji" w:cs="Segoe UI Emoji"/>
+        </w:rPr>
+        <w:t>🔑</w:t>
+      </w:r>
+      <w:r>
+        <w:t> </w:t>
+      </w:r>
+      <w:r>
+        <w:rPr>
+          <w:b/>
+          <w:bCs/>
+        </w:rPr>
+        <w:t>suspend</w:t>
+      </w:r>
+      <w:r>
+        <w:t xml:space="preserve">: Từ khóa dán nhãn cho một hàm. Báo hiệu hàm này là "việc tốn thời gian" (như nấu súp). Khi gọi hàm này, Coroutine có thể tạm dừng để làm việc khác, </w:t>
+      </w:r>
+      <w:r>
         <w:lastRenderedPageBreak/>
-        <w:t>Giải thích:</w:t>
-      </w:r>
-      <w:r>
-        <w:t> Nếu một nhân viên (Thread) chỉ được phục vụ 1 bàn và phải đứng đợi bàn đó ăn xong, bạn sẽ cần rất nhiều nhân viên -&gt; tốn kém bộ nhớ. </w:t>
-      </w:r>
-      <w:r>
-        <w:rPr>
-          <w:b/>
-          <w:bCs/>
-        </w:rPr>
-        <w:t>Coroutine</w:t>
-      </w:r>
-      <w:r>
-        <w:t> giống như một kỹ năng giúp 1 nhân viên phục vụ được hàng ngàn bàn cùng lúc: Bàn này đang chờ nướng thịt thì nhân viên chạy qua rót nước cho bàn khác. -&gt; </w:t>
-      </w:r>
-      <w:r>
-        <w:rPr>
-          <w:b/>
-          <w:bCs/>
-        </w:rPr>
-        <w:t>Cực kỳ nhẹ và tiết kiệm</w:t>
-      </w:r>
-      <w:r>
-        <w:t>.</w:t>
-      </w:r>
-    </w:p>
-    <w:p>
-      <w:r>
-        <w:t>3. Coroutine Terminology (Các thuật ngữ cốt lõi)</w:t>
-      </w:r>
-    </w:p>
-    <w:p>
-      <w:pPr>
-        <w:numPr>
-          <w:ilvl w:val="0"/>
-          <w:numId w:val="10"/>
-        </w:numPr>
-      </w:pPr>
-      <w:r>
-        <w:rPr>
-          <w:rFonts w:ascii="Segoe UI Emoji" w:hAnsi="Segoe UI Emoji" w:cs="Segoe UI Emoji"/>
-        </w:rPr>
-        <w:t>🔑</w:t>
-      </w:r>
-      <w:r>
-        <w:t> </w:t>
-      </w:r>
-      <w:r>
-        <w:rPr>
-          <w:b/>
-          <w:bCs/>
-        </w:rPr>
-        <w:t>suspend</w:t>
-      </w:r>
-      <w:r>
-        <w:t>: Từ khóa dán nhãn cho một hàm. Báo hiệu hàm này là "việc tốn thời gian" (như nấu súp). Khi gọi hàm này, Coroutine có thể tạm dừng để làm việc khác, lúc nào súp chín thì quay lại làm tiếp.</w:t>
+        <w:t>lúc nào súp chín thì quay lại làm tiếp.</w:t>
       </w:r>
       <w:r>
         <w:t xml:space="preserve"> ( hàm này có thể dừng , nhưng nó ko </w:t>
@@ -7567,105 +7523,105 @@
           <w:b/>
           <w:bCs/>
         </w:rPr>
+        <w:t>Giải thích:</w:t>
+      </w:r>
+      <w:r>
+        <w:t> Điều phối Coroutine xem nó nên chạy ở "khu vực" (Thread) nào trong nhà hàng.</w:t>
+      </w:r>
+    </w:p>
+    <w:p>
+      <w:pPr>
+        <w:numPr>
+          <w:ilvl w:val="0"/>
+          <w:numId w:val="13"/>
+        </w:numPr>
+      </w:pPr>
+      <w:r>
+        <w:rPr>
+          <w:rFonts w:ascii="Segoe UI Emoji" w:hAnsi="Segoe UI Emoji" w:cs="Segoe UI Emoji"/>
+        </w:rPr>
+        <w:t>🔑</w:t>
+      </w:r>
+      <w:r>
+        <w:t> </w:t>
+      </w:r>
+      <w:r>
+        <w:rPr>
+          <w:b/>
+          <w:bCs/>
+        </w:rPr>
+        <w:t>Dispatchers.Main</w:t>
+      </w:r>
+      <w:r>
+        <w:t>: Khu vực Sảnh chính -&gt; Chuyên cập nhật Giao diện (UI).</w:t>
+      </w:r>
+    </w:p>
+    <w:p>
+      <w:pPr>
+        <w:numPr>
+          <w:ilvl w:val="0"/>
+          <w:numId w:val="13"/>
+        </w:numPr>
+      </w:pPr>
+      <w:r>
+        <w:rPr>
+          <w:rFonts w:ascii="Segoe UI Emoji" w:hAnsi="Segoe UI Emoji" w:cs="Segoe UI Emoji"/>
+        </w:rPr>
+        <w:t>🔑</w:t>
+      </w:r>
+      <w:r>
+        <w:t> </w:t>
+      </w:r>
+      <w:r>
+        <w:rPr>
+          <w:b/>
+          <w:bCs/>
+        </w:rPr>
+        <w:t>Dispatchers.IO</w:t>
+      </w:r>
+      <w:r>
+        <w:t>: Khu vực Nhà kho/Bếp -&gt; Việc nặng: Tải mạng (API), đọc ghi File, Database.</w:t>
+      </w:r>
+    </w:p>
+    <w:p>
+      <w:pPr>
+        <w:numPr>
+          <w:ilvl w:val="0"/>
+          <w:numId w:val="13"/>
+        </w:numPr>
+      </w:pPr>
+      <w:r>
+        <w:rPr>
+          <w:rFonts w:ascii="Segoe UI Emoji" w:hAnsi="Segoe UI Emoji" w:cs="Segoe UI Emoji"/>
+        </w:rPr>
+        <w:t>🔑</w:t>
+      </w:r>
+      <w:r>
+        <w:t> </w:t>
+      </w:r>
+      <w:r>
+        <w:rPr>
+          <w:b/>
+          <w:bCs/>
+        </w:rPr>
+        <w:t>Dispatchers.Default</w:t>
+      </w:r>
+      <w:r>
+        <w:t>: Khu vực Bàn tính toán -&gt; Xử lý mảng dữ liệu khổng lồ, logic thuật toán nặng.</w:t>
+      </w:r>
+    </w:p>
+    <w:p>
+      <w:pPr>
+        <w:numPr>
+          <w:ilvl w:val="0"/>
+          <w:numId w:val="13"/>
+        </w:numPr>
+      </w:pPr>
+      <w:r>
+        <w:rPr>
+          <w:rFonts w:ascii="Segoe UI Emoji" w:hAnsi="Segoe UI Emoji" w:cs="Segoe UI Emoji"/>
+        </w:rPr>
         <w:lastRenderedPageBreak/>
-        <w:t>Giải thích:</w:t>
-      </w:r>
-      <w:r>
-        <w:t> Điều phối Coroutine xem nó nên chạy ở "khu vực" (Thread) nào trong nhà hàng.</w:t>
-      </w:r>
-    </w:p>
-    <w:p>
-      <w:pPr>
-        <w:numPr>
-          <w:ilvl w:val="0"/>
-          <w:numId w:val="13"/>
-        </w:numPr>
-      </w:pPr>
-      <w:r>
-        <w:rPr>
-          <w:rFonts w:ascii="Segoe UI Emoji" w:hAnsi="Segoe UI Emoji" w:cs="Segoe UI Emoji"/>
-        </w:rPr>
-        <w:t>🔑</w:t>
-      </w:r>
-      <w:r>
-        <w:t> </w:t>
-      </w:r>
-      <w:r>
-        <w:rPr>
-          <w:b/>
-          <w:bCs/>
-        </w:rPr>
-        <w:t>Dispatchers.Main</w:t>
-      </w:r>
-      <w:r>
-        <w:t>: Khu vực Sảnh chính -&gt; Chuyên cập nhật Giao diện (UI).</w:t>
-      </w:r>
-    </w:p>
-    <w:p>
-      <w:pPr>
-        <w:numPr>
-          <w:ilvl w:val="0"/>
-          <w:numId w:val="13"/>
-        </w:numPr>
-      </w:pPr>
-      <w:r>
-        <w:rPr>
-          <w:rFonts w:ascii="Segoe UI Emoji" w:hAnsi="Segoe UI Emoji" w:cs="Segoe UI Emoji"/>
-        </w:rPr>
-        <w:t>🔑</w:t>
-      </w:r>
-      <w:r>
-        <w:t> </w:t>
-      </w:r>
-      <w:r>
-        <w:rPr>
-          <w:b/>
-          <w:bCs/>
-        </w:rPr>
-        <w:t>Dispatchers.IO</w:t>
-      </w:r>
-      <w:r>
-        <w:t>: Khu vực Nhà kho/Bếp -&gt; Việc nặng: Tải mạng (API), đọc ghi File, Database.</w:t>
-      </w:r>
-    </w:p>
-    <w:p>
-      <w:pPr>
-        <w:numPr>
-          <w:ilvl w:val="0"/>
-          <w:numId w:val="13"/>
-        </w:numPr>
-      </w:pPr>
-      <w:r>
-        <w:rPr>
-          <w:rFonts w:ascii="Segoe UI Emoji" w:hAnsi="Segoe UI Emoji" w:cs="Segoe UI Emoji"/>
-        </w:rPr>
-        <w:t>🔑</w:t>
-      </w:r>
-      <w:r>
-        <w:t> </w:t>
-      </w:r>
-      <w:r>
-        <w:rPr>
-          <w:b/>
-          <w:bCs/>
-        </w:rPr>
-        <w:t>Dispatchers.Default</w:t>
-      </w:r>
-      <w:r>
-        <w:t>: Khu vực Bàn tính toán -&gt; Xử lý mảng dữ liệu khổng lồ, logic thuật toán nặng.</w:t>
-      </w:r>
-    </w:p>
-    <w:p>
-      <w:pPr>
-        <w:numPr>
-          <w:ilvl w:val="0"/>
-          <w:numId w:val="13"/>
-        </w:numPr>
-      </w:pPr>
-      <w:r>
-        <w:rPr>
-          <w:rFonts w:ascii="Segoe UI Emoji" w:hAnsi="Segoe UI Emoji" w:cs="Segoe UI Emoji"/>
-        </w:rPr>
         <w:t>🔑</w:t>
       </w:r>
       <w:r>
@@ -7911,7 +7867,6 @@
           <w:b/>
           <w:bCs/>
         </w:rPr>
-        <w:lastRenderedPageBreak/>
         <w:t>Giải thích:</w:t>
       </w:r>
       <w:r>
@@ -8009,6 +7964,7 @@
         <w:rPr>
           <w:rFonts w:ascii="Segoe UI Emoji" w:hAnsi="Segoe UI Emoji" w:cs="Segoe UI Emoji"/>
         </w:rPr>
+        <w:lastRenderedPageBreak/>
         <w:t>🔑</w:t>
       </w:r>
       <w:r>
